--- a/george-yeo-nueva-ilustracion/recursos/Informe_George_Yeo_Nueva_Ilustracion.docx
+++ b/george-yeo-nueva-ilustracion/recursos/Informe_George_Yeo_Nueva_Ilustracion.docx
@@ -193,7 +193,7 @@
         <w:rPr>
           <w:rFonts w:ascii="Calibri" w:hAnsi="Calibri"/>
         </w:rPr>
-        <w:t>9-12. Coloquio: regiones, democracia, Golfo y control político</w:t>
+        <w:t>Parte II. Coloquio: regiones, democracia, Golfo y control político</w:t>
       </w:r>
     </w:p>
     <w:p>
@@ -204,7 +204,7 @@
         <w:rPr>
           <w:rFonts w:ascii="Calibri" w:hAnsi="Calibri"/>
         </w:rPr>
-        <w:t>13-16. Arquitectura, conceptos, cronología y conclusiones</w:t>
+        <w:t>13-17. Integración, arquitectura, conceptos, cronología y conclusiones</w:t>
       </w:r>
     </w:p>
     <w:p>
@@ -1402,12 +1402,32 @@
     <w:p>
       <w:pPr>
         <w:pStyle w:val="Heading1"/>
+        <w:pageBreakBefore/>
       </w:pPr>
       <w:r>
         <w:rPr>
           <w:rFonts w:ascii="Calibri" w:hAnsi="Calibri"/>
         </w:rPr>
-        <w:t>9. Coloquio: geografía comparada de la adaptación</w:t>
+        <w:t>PARTE II. EL COLOQUIO: CONTRASTE Y AMPLIACIÓN DE LAS TESIS</w:t>
+      </w:r>
+    </w:p>
+    <w:p>
+      <w:r>
+        <w:rPr>
+          <w:rFonts w:ascii="Calibri" w:hAnsi="Calibri"/>
+        </w:rPr>
+        <w:t>El intercambio posterior no es una coda menor. Durante dieciocho minutos, el moderador y tres participantes someten el marco de Yeo a cuatro pruebas: la posición de las potencias que no son Estados Unidos ni China; el riesgo de que Pekín sí adopte una conducta expansionista; la solidez real de la apuesta tecnológica del Golfo; y la compatibilidad entre inteligencia artificial, homogeneidad cultural y monopolio político chino. Las respuestas prolongan la ponencia, pero también revelan sus límites y desplazamientos argumentativos.</w:t>
+      </w:r>
+    </w:p>
+    <w:p>
+      <w:pPr>
+        <w:pStyle w:val="Heading1"/>
+      </w:pPr>
+      <w:r>
+        <w:rPr>
+          <w:rFonts w:ascii="Calibri" w:hAnsi="Calibri"/>
+        </w:rPr>
+        <w:t>9. El moderador: pluralidad civilizatoria y geografía comparada de la adaptación</w:t>
       </w:r>
     </w:p>
     <w:p>
@@ -1418,7 +1438,7 @@
         <w:rPr>
           <w:rFonts w:ascii="Calibri" w:hAnsi="Calibri"/>
         </w:rPr>
-        <w:t>9.1. Estados Unidos: abundancia energética y bloqueo institucional</w:t>
+        <w:t>9.1. Adam Smith frente al liberalismo internacional contemporáneo</w:t>
       </w:r>
     </w:p>
     <w:p>
@@ -1426,7 +1446,7 @@
         <w:rPr>
           <w:rFonts w:ascii="Calibri" w:hAnsi="Calibri"/>
         </w:rPr>
-        <w:t>El moderador presenta a Estados Unidos y China como sociedades dinámicas con propósito. Yeo mantiene dudas sobre la capacidad estadounidense de curarse. Compara el entusiasmo del bicentenario con la celebración más apagada del 250 aniversario e interpreta la diferencia como indicio de declive relativo y lucha interna.</w:t>
+        <w:t>El moderador comienza distinguiendo dos tradiciones que con frecuencia se confunden. La apertura comercial asociada a Adam Smith no equivale necesariamente al liberalismo internacional reciente, entendido como difusión universal de una misma cultura, unos valores y un sistema político. En la época de Smith, sostiene, historia y geografía conservaban un peso decisivo: China podía ser contemplada como una civilización de milenios cuya memoria modelaba la conducta individual y colectiva.</w:t>
       </w:r>
     </w:p>
     <w:p>
@@ -1434,7 +1454,7 @@
         <w:rPr>
           <w:rFonts w:ascii="Calibri" w:hAnsi="Calibri"/>
         </w:rPr>
-        <w:t>Estados Unidos posee petróleo, gas, capital, universidades y empresas. Su problema sería una mano visible rigidizada. La dificultad para autorizar centros de datos y nuevas infraestructuras reduce la conversión de abundancia energética en capacidad de IA. El fracaso político atribuido a Elon Musk en su tentativa de reformar el aparato federal ilustra que la eficacia empresarial no se traduce automáticamente en competencia política.</w:t>
+        <w:t>La observación no pertenece a Yeo, pero prepara la pregunta y refuerza una intuición compatible con su ponencia. El comercio puede abrir sociedades y generar beneficios sin obligarlas a converger en una única forma de organización. La Ilustración escocesa se nutrió de intercambios europeos -Smith estudió en Francia y aprendió de pensadores franceses-, pero conservó una atención comparativa hacia civilizaciones distintas. El problema contemporáneo sería mantener apertura e intercambio sin convertirlos en una teoría de uniformidad histórica.</w:t>
       </w:r>
     </w:p>
     <w:p>
@@ -1445,7 +1465,7 @@
         <w:rPr>
           <w:rFonts w:ascii="Calibri" w:hAnsi="Calibri"/>
         </w:rPr>
-        <w:t>9.2. China: energía, infraestructura y flexibilidad</w:t>
+        <w:t>9.2. La pregunta: ¿qué lugar queda para los demás?</w:t>
       </w:r>
     </w:p>
     <w:p>
@@ -1453,15 +1473,7 @@
         <w:rPr>
           <w:rFonts w:ascii="Calibri" w:hAnsi="Calibri"/>
         </w:rPr>
-        <w:t>China produce, según Yeo, más electricidad que Estados Unidos y la Unión Europea juntos. Los grandes proyectos eólicos del estrecho de Taiwán, la posible producción de hidrógeno y el procesamiento de datos del Sudeste Asiático ilustran una estrategia que integra energía, industria y conectividad.</w:t>
-      </w:r>
-    </w:p>
-    <w:p>
-      <w:r>
-        <w:rPr>
-          <w:rFonts w:ascii="Calibri" w:hAnsi="Calibri"/>
-        </w:rPr>
-        <w:t>La ventaja no es sólo top-down. Yeo insiste en que existe espacio empresarial y experimental bajo la dirección estatal. La mano visible china continúa siendo flexible en ciertas áreas, aunque advierte que todas las instituciones envejecen.</w:t>
+        <w:t>El moderador describe Estados Unidos y China como sociedades dinámicas, ambiciosas y dotadas de propósito. Estados Unidos posee petróleo, gas y una economía continental; China combina escala, fronteras históricas y muros materiales y digitales. A partir de esta comparación pregunta qué posición queda para Europa, Singapur, Oriente Medio, India y las llamadas potencias intermedias. La cuestión amplía el marco binario: aunque Washington y Pekín puedan sostenerse, la transición se decidirá también por la capacidad adaptativa de los demás.</w:t>
       </w:r>
     </w:p>
     <w:p>
@@ -1472,7 +1484,7 @@
         <w:rPr>
           <w:rFonts w:ascii="Calibri" w:hAnsi="Calibri"/>
         </w:rPr>
-        <w:t>9.3. Europa: coste energético y disfunción política</w:t>
+        <w:t>9.3. Estados Unidos: abundancia energética y bloqueo institucional</w:t>
       </w:r>
     </w:p>
     <w:p>
@@ -1480,7 +1492,7 @@
         <w:rPr>
           <w:rFonts w:ascii="Calibri" w:hAnsi="Calibri"/>
         </w:rPr>
-        <w:t>Europa aparece como el caso más problemático. El alto coste energético limitaría la competitividad industrial y la expansión de la IA. Yeo atribuye una parte importante del problema a decisiones propias sobre Rusia, Oriente Medio y Norte de África, regiones próximas con recursos abundantes.</w:t>
+        <w:t>Yeo comienza rechazando la seguridad implícita en la pregunta: no está convencido de que Estados Unidos vaya a estar bien. Compara el entusiasmo cultural del bicentenario de 1976 con la celebración más apagada del 250 aniversario y lee esa diferencia como signo de declive relativo y lucha interna. No afirma que el país esté condenado; insiste en que nadie conoce el resultado de su esfuerzo por reformarse.</w:t>
       </w:r>
     </w:p>
     <w:p>
@@ -1488,7 +1500,7 @@
         <w:rPr>
           <w:rFonts w:ascii="Calibri" w:hAnsi="Calibri"/>
         </w:rPr>
-        <w:t>La dependencia de energía estadounidense más costosa sería síntoma de disfunción política. Desde el marco de Smith, el problema europeo no se resolvería sólo con más mercado ni con más regulación, sino reconstruyendo una mano visible capaz de conciliar seguridad, energía, legitimidad e industria.</w:t>
+        <w:t>Estados Unidos posee energía, capital, universidades y empresas, pero su "mano visible" se habría rigidizado. Yeo utiliza el ejemplo atribuido a Elon Musk: la capacidad empresarial para resolver problemas técnicos no se traduce en competencia política, y los múltiples niveles de autorización dificultan construir centros de datos e infraestructura. La abundancia material, por tanto, no garantiza capacidad de ejecución. Una sociedad puede disponer de recursos y perder ventaja si sus procedimientos ya no permiten movilizarlos con rapidez.</w:t>
       </w:r>
     </w:p>
     <w:p>
@@ -1499,7 +1511,7 @@
         <w:rPr>
           <w:rFonts w:ascii="Calibri" w:hAnsi="Calibri"/>
         </w:rPr>
-        <w:t>9.4. India, Brasil y África</w:t>
+        <w:t>9.4. China: escala eléctrica, infraestructura y flexibilidad</w:t>
       </w:r>
     </w:p>
     <w:p>
@@ -1507,7 +1519,7 @@
         <w:rPr>
           <w:rFonts w:ascii="Calibri" w:hAnsi="Calibri"/>
         </w:rPr>
-        <w:t>India sigue una trayectoria diferente debido a su heterogeneidad social e historia. Carece de la misma dotación energética, pero utiliza las fuentes más baratas disponibles y apuesta a gran escala por la energía solar. Su población y capital humano permiten prever una capacidad relevante en IA.</w:t>
+        <w:t>China produce, según Yeo, más electricidad que Estados Unidos y la Unión Europea juntos. Cita los grandes aerogeneradores del estrecho de Taiwán, la posibilidad de producir hidrógeno y el procesamiento de datos del Sudeste Asiático mediante cables de fibra óptica. Los ejemplos componen una estrategia integrada: energía barata, infraestructura industrial, conectividad regional y capacidad de planificación.</w:t>
       </w:r>
     </w:p>
     <w:p>
@@ -1515,7 +1527,18 @@
         <w:rPr>
           <w:rFonts w:ascii="Calibri" w:hAnsi="Calibri"/>
         </w:rPr>
-        <w:t>Brasil podría convertirse en polo por escala territorial, recursos y población. África se encuentra en una fase anterior y puede beneficiarse de innovaciones desarrolladas fuera, aunque el discurso no ofrece un modelo único para el continente.</w:t>
+        <w:t>El moderador subraya que la economía china no es simplemente vertical. Bajo la dirección estatal existen espacios de libertad empresarial y experimentación. Yeo coincide en que la mano visible china continúa siendo flexible en algunas áreas, aunque añade una reserva fundamental: no lo será para siempre. Toda institución envejece; una fórmula eficaz durante una etapa puede transformarse en obstáculo cuando las condiciones cambian.</w:t>
+      </w:r>
+    </w:p>
+    <w:p>
+      <w:pPr>
+        <w:pStyle w:val="Heading2"/>
+      </w:pPr>
+      <w:r>
+        <w:rPr>
+          <w:rFonts w:ascii="Calibri" w:hAnsi="Calibri"/>
+        </w:rPr>
+        <w:t>9.5. Europa, India, Brasil y África</w:t>
       </w:r>
     </w:p>
     <w:p>
@@ -1523,7 +1546,23 @@
         <w:rPr>
           <w:rFonts w:ascii="Calibri" w:hAnsi="Calibri"/>
         </w:rPr>
-        <w:t>La conclusión comparativa es institucional: ninguna regla funciona para siempre. Las estructuras envejecen, y reconstruirlas resulta más difícil que crearlas. La ventaja pertenece temporalmente a quienes ajustan con mayor rapidez la relación entre energía, tecnología y organización social.</w:t>
+        <w:t>Europa aparece en la respuesta como el caso más problemático. El alto coste energético limitaría su competitividad industrial y el desarrollo de la IA. Yeo atribuye parte de esa situación a decisiones propias respecto de Rusia, Oriente Medio y el Norte de África, fuentes próximas de energía de las que Europa se habría distanciado mientras compra suministros estadounidenses más caros. Es una interpretación del conferenciante que une política exterior, energía y disfunción institucional.</w:t>
+      </w:r>
+    </w:p>
+    <w:p>
+      <w:r>
+        <w:rPr>
+          <w:rFonts w:ascii="Calibri" w:hAnsi="Calibri"/>
+        </w:rPr>
+        <w:t>India sigue una trayectoria diferente por su heterogeneidad social e historia. No posee la misma dotación energética, pero busca las fuentes más baratas y apuesta a gran escala por la energía solar. Su población y capital humano permitirían que se convirtiera en potencia de IA. Brasil podría adquirir relevancia por su escala territorial, recursos y población. África se encontraría en una fase anterior, con la posibilidad de aprovechar tecnologías desarrolladas fuera.</w:t>
+      </w:r>
+    </w:p>
+    <w:p>
+      <w:r>
+        <w:rPr>
+          <w:rFonts w:ascii="Calibri" w:hAnsi="Calibri"/>
+        </w:rPr>
+        <w:t>La conclusión comparativa no establece una clasificación definitiva. Ninguna regla ni estructura institucional sirve para todas las épocas. Las instituciones funcionan, envejecen y se vuelven difíciles de reconstruir. La ventaja pertenece temporalmente a las sociedades capaces de reajustar la relación entre energía, tecnología, regulación y organización social.</w:t>
       </w:r>
     </w:p>
     <w:p>
@@ -1534,7 +1573,7 @@
         <w:rPr>
           <w:rFonts w:ascii="Calibri" w:hAnsi="Calibri"/>
         </w:rPr>
-        <w:t>10. Democracia, bienestar y legitimidad en China</w:t>
+        <w:t>10. Primera pregunta del público: expansionismo, democracia y bienestar</w:t>
       </w:r>
     </w:p>
     <w:p>
@@ -1545,7 +1584,7 @@
         <w:rPr>
           <w:rFonts w:ascii="Calibri" w:hAnsi="Calibri"/>
         </w:rPr>
-        <w:t>10.1. La pregunta sobre el expansionismo</w:t>
+        <w:t>10.1. La objeción del "seguro" frente a China</w:t>
       </w:r>
     </w:p>
     <w:p>
@@ -1553,7 +1592,15 @@
         <w:rPr>
           <w:rFonts w:ascii="Calibri" w:hAnsi="Calibri"/>
         </w:rPr>
-        <w:t>Un participante acepta provisionalmente la tesis de la no hegemonía china, pero pregunta qué probabilidad existe de que sea errónea y qué seguro deberían mantener las democracias. Yeo responde desplazando el terreno desde las intenciones exteriores hacia la definición de democracia.</w:t>
+        <w:t>El participante acepta provisionalmente la tesis de que China, por su homogeneidad y tradición de vivir tras muros, no desea una expansión hegemónica. Sin embargo, introduce una objeción prudencial: si las democracias valoran su supervivencia, deberían mantener un seguro por si esa interpretación fuera equivocada. No pregunta sólo por las intenciones declaradas de Pekín, sino por la probabilidad de error y por las consecuencias de confiar demasiado en una lectura cultural.</w:t>
+      </w:r>
+    </w:p>
+    <w:p>
+      <w:r>
+        <w:rPr>
+          <w:rFonts w:ascii="Calibri" w:hAnsi="Calibri"/>
+        </w:rPr>
+        <w:t>La pregunta afecta al centro de la exposición. La historia china puede explicar preferencias, pero no garantiza comportamientos futuros. Un sistema internacional no puede organizar su seguridad únicamente sobre la interpretación benigna de las motivaciones de otra potencia.</w:t>
       </w:r>
     </w:p>
     <w:p>
@@ -1564,7 +1611,7 @@
         <w:rPr>
           <w:rFonts w:ascii="Calibri" w:hAnsi="Calibri"/>
         </w:rPr>
-        <w:t>10.2. Democracia como condición del pueblo</w:t>
+        <w:t>10.2. El desplazamiento de la respuesta</w:t>
       </w:r>
     </w:p>
     <w:p>
@@ -1572,7 +1619,7 @@
         <w:rPr>
           <w:rFonts w:ascii="Calibri" w:hAnsi="Calibri"/>
         </w:rPr>
-        <w:t>Yeo recupera la raíz griega del gobierno del pueblo y propone juzgar una sociedad por las condiciones de su diez por ciento inferior, no por la riqueza de sus multimillonarios. Afirma que la población china situada en la base vive mejor que el segmento equivalente de otros grandes países.</w:t>
+        <w:t>Yeo no asigna una probabilidad al expansionismo chino ni define la póliza estratégica que deberían mantener las democracias. Desplaza la discusión hacia una cuestión anterior: qué significa democracia. Recupera su sentido como gobierno del pueblo y propone evaluar los sistemas por la condición efectiva de la población, no sólo por sus procedimientos electorales o por la prosperidad de sus élites.</w:t>
       </w:r>
     </w:p>
     <w:p>
@@ -1580,7 +1627,7 @@
         <w:rPr>
           <w:rFonts w:ascii="Calibri" w:hAnsi="Calibri"/>
         </w:rPr>
-        <w:t>La respuesta no resuelve directamente la cuestión del seguro estratégico. Su función es cuestionar la identificación automática entre democracia y procedimiento electoral. Para Yeo, legitimidad, bienestar material y capacidad de respuesta social también deben formar parte del debate.</w:t>
+        <w:t>Este movimiento cambia el criterio de comparación. En lugar de aceptar sin examen el contraste democracia-autocracia, Yeo pregunta qué régimen responde mejor a las necesidades de sus ciudadanos. El desplazamiento no invalida la pregunta original, pero sí muestra que el conferenciante considera insuficiente el lenguaje institucional con el que fue formulada.</w:t>
       </w:r>
     </w:p>
     <w:p>
@@ -1591,7 +1638,7 @@
         <w:rPr>
           <w:rFonts w:ascii="Calibri" w:hAnsi="Calibri"/>
         </w:rPr>
-        <w:t>10.3. Un cambio de criterio</w:t>
+        <w:t>10.3. El criterio del diez por ciento inferior</w:t>
       </w:r>
     </w:p>
     <w:p>
@@ -1599,7 +1646,34 @@
         <w:rPr>
           <w:rFonts w:ascii="Calibri" w:hAnsi="Calibri"/>
         </w:rPr>
-        <w:t>El razonamiento propone pasar de una clasificación institucional binaria —democracia frente a autocracia— a una evaluación de resultados y sensibilidad hacia la población. La afirmación se presenta aquí como criterio normativo de Yeo.</w:t>
+        <w:t>Yeo sostiene que una sociedad no debe juzgarse por el grosor de su clase de multimillonarios, sino por las condiciones de vida de su diez por ciento inferior. Afirma que el segmento más desfavorecido de China vive mejor que el equivalente de otros grandes países. La afirmación introduce bienestar material, seguridad y capacidad estatal como dimensiones de legitimidad.</w:t>
+      </w:r>
+    </w:p>
+    <w:p>
+      <w:r>
+        <w:rPr>
+          <w:rFonts w:ascii="Calibri" w:hAnsi="Calibri"/>
+        </w:rPr>
+        <w:t>Su argumento no ofrece una demostración estadística; formula un criterio normativo y una comparación general. Su importancia reside en separar democracia como procedimiento de democracia como atención sustantiva al pueblo. Para Yeo, la legitimidad también depende de resultados, movilidad, provisión de bienes y sensibilidad hacia el malestar social.</w:t>
+      </w:r>
+    </w:p>
+    <w:p>
+      <w:pPr>
+        <w:pStyle w:val="Heading2"/>
+      </w:pPr>
+      <w:r>
+        <w:rPr>
+          <w:rFonts w:ascii="Calibri" w:hAnsi="Calibri"/>
+        </w:rPr>
+        <w:t>10.4. La cuestión que permanece abierta</w:t>
+      </w:r>
+    </w:p>
+    <w:p>
+      <w:r>
+        <w:rPr>
+          <w:rFonts w:ascii="Calibri" w:hAnsi="Calibri"/>
+        </w:rPr>
+        <w:t>La respuesta deja sin resolver el problema estratégico planteado: incluso un Estado eficaz y socialmente sensible puede ejercer presión exterior. Tampoco determina cuánto pluralismo, alternancia o libertad política exige el gobierno "del pueblo". El valor del intercambio está precisamente en mostrar una tensión no cerrada entre dos lenguajes: el de la prudencia internacional frente a una potencia y el de la legitimidad interna medida por resultados sociales.</w:t>
       </w:r>
     </w:p>
     <w:p>
@@ -1610,7 +1684,7 @@
         <w:rPr>
           <w:rFonts w:ascii="Calibri" w:hAnsi="Calibri"/>
         </w:rPr>
-        <w:t>11. El Golfo, el mundo islámico y el desarrollo orgánico</w:t>
+        <w:t>11. Segunda pregunta del público: el Golfo y el desarrollo tecnológico orgánico</w:t>
       </w:r>
     </w:p>
     <w:p>
@@ -1621,7 +1695,7 @@
         <w:rPr>
           <w:rFonts w:ascii="Calibri" w:hAnsi="Calibri"/>
         </w:rPr>
-        <w:t>11.1. Capital concentrado e infraestructura importada</w:t>
+        <w:t>11.1. Fondos soberanos, energía e infraestructura de IA</w:t>
       </w:r>
     </w:p>
     <w:p>
@@ -1629,7 +1703,7 @@
         <w:rPr>
           <w:rFonts w:ascii="Calibri" w:hAnsi="Calibri"/>
         </w:rPr>
-        <w:t>Las monarquías del Golfo invierten grandes sumas y fondos soberanos en infraestructura de IA. Yeo observa, sin embargo, que el poder político y financiero está concentrado y que el desarrollo depende de numerosos extranjeros.</w:t>
+        <w:t>La segunda pregunta parte del argumento energético de la ponencia. Los Estados del Golfo disponen de hidrocarburos, capital y fondos soberanos que están invirtiendo masivamente en centros de datos e infraestructura de inteligencia artificial. El participante pregunta si esa concentración de recursos puede generar una nueva diversificación y modificar la posición futura de la región.</w:t>
       </w:r>
     </w:p>
     <w:p>
@@ -1637,7 +1711,7 @@
         <w:rPr>
           <w:rFonts w:ascii="Calibri" w:hAnsi="Calibri"/>
         </w:rPr>
-        <w:t>La modernización sería “no orgánica” cuando tecnología, conocimiento y trabajo especializado permanecen externos. Si esos trabajadores se marchan, el sistema queda expuesto y debe atraerlos de nuevo.</w:t>
+        <w:t>La pregunta distingue entre riqueza petrolera y capacidad tecnológica. No basta con financiar equipos: la cuestión es si la inversión puede producir conocimiento, instituciones y una economía menos dependiente del recurso original.</w:t>
       </w:r>
     </w:p>
     <w:p>
@@ -1648,7 +1722,7 @@
         <w:rPr>
           <w:rFonts w:ascii="Calibri" w:hAnsi="Calibri"/>
         </w:rPr>
-        <w:t>11.2. Valores incorporados en la inteligencia artificial</w:t>
+        <w:t>11.2. La crítica de Yeo: modernización no orgánica</w:t>
       </w:r>
     </w:p>
     <w:p>
@@ -1656,7 +1730,7 @@
         <w:rPr>
           <w:rFonts w:ascii="Calibri" w:hAnsi="Calibri"/>
         </w:rPr>
-        <w:t>La IA no es culturalmente neutra. Las restricciones, preferencias y ejemplos presentes en datos y pesos reflejan valores. Un sistema destinado al mundo islámico no puede responder del mismo modo a todas las solicitudes que uno occidental o chino.</w:t>
+        <w:t>Yeo responde que el poder político y financiero está muy concentrado y que el desarrollo tecnológico depende de grandes contingentes de extranjeros. Abu Dabi y Dubái ilustran una modernización impresionante, pero vulnerable: si los especialistas se marchan, el sistema necesita atraerlos de nuevo. La infraestructura puede pertenecer al país mientras competencias decisivas permanecen fuera de la sociedad local.</w:t>
       </w:r>
     </w:p>
     <w:p>
@@ -1664,7 +1738,53 @@
         <w:rPr>
           <w:rFonts w:ascii="Calibri" w:hAnsi="Calibri"/>
         </w:rPr>
-        <w:t>Por ello, el mundo islámico necesitará adaptar la tecnología y construir su propia vía. Yeo identifica Egipto, Turquía e Irán como grandes centros demográficos donde se desarrollan dramas políticos distintos. La nueva Ilustración islámica no consistiría en importar sin modificación un modelo exterior, sino en apropiarse de herramientas universales desde marcos propios.</w:t>
+        <w:t>Con "desarrollo orgánico" Yeo designa una capacidad arraigada en población, educación, cultura e instituciones propias. No rechaza la inversión del Golfo ni niega sus resultados; señala la diferencia entre comprar capacidad y reproducirla socialmente. La sostenibilidad exige formar comunidades capaces de adaptar, mantener y transformar la tecnología desde dentro.</w:t>
+      </w:r>
+    </w:p>
+    <w:p>
+      <w:pPr>
+        <w:pStyle w:val="Heading2"/>
+      </w:pPr>
+      <w:r>
+        <w:rPr>
+          <w:rFonts w:ascii="Calibri" w:hAnsi="Calibri"/>
+        </w:rPr>
+        <w:t>11.3. La IA incorpora valores</w:t>
+      </w:r>
+    </w:p>
+    <w:p>
+      <w:r>
+        <w:rPr>
+          <w:rFonts w:ascii="Calibri" w:hAnsi="Calibri"/>
+        </w:rPr>
+        <w:t>Yeo añade una dimensión cultural. Los modelos de IA contienen valores en sus datos, pesos, límites y respuestas. Un sistema utilizado en un entorno islámico no puede tratar del mismo modo determinadas solicitudes sobre el profeta que un modelo occidental; del mismo modo, existen preguntas limitadas en Estados Unidos o China. La tecnología no llega vacía: transporta supuestos acerca de lo permitido, lo verdadero y lo aceptable.</w:t>
+      </w:r>
+    </w:p>
+    <w:p>
+      <w:r>
+        <w:rPr>
+          <w:rFonts w:ascii="Calibri" w:hAnsi="Calibri"/>
+        </w:rPr>
+        <w:t>Por ello, apropiarse de la IA significa también reconfigurarla. El mundo islámico deberá utilizar conocimientos producidos fuera, como hizo históricamente con el papel, pero elaborar una vía compatible con sus propios debates morales y políticos.</w:t>
+      </w:r>
+    </w:p>
+    <w:p>
+      <w:pPr>
+        <w:pStyle w:val="Heading2"/>
+      </w:pPr>
+      <w:r>
+        <w:rPr>
+          <w:rFonts w:ascii="Calibri" w:hAnsi="Calibri"/>
+        </w:rPr>
+        <w:t>11.4. Egipto, Turquía e Irán</w:t>
+      </w:r>
+    </w:p>
+    <w:p>
+      <w:r>
+        <w:rPr>
+          <w:rFonts w:ascii="Calibri" w:hAnsi="Calibri"/>
+        </w:rPr>
+        <w:t>Yeo dirige la mirada hacia los tres grandes centros demográficos del mundo islámico: Egipto, Turquía e Irán. Cada uno atraviesa un drama distinto y ninguno ofrece todavía una solución general. La futura Ilustración islámica no consistiría en importar sin modificación un modelo exterior, sino en convertir una herramienta universal en desarrollo culturalmente arraigado. La respuesta transforma así una pregunta sobre fondos soberanos en otra más profunda sobre sujeto histórico, educación y autonomía civilizatoria.</w:t>
       </w:r>
     </w:p>
     <w:p>
@@ -1675,7 +1795,7 @@
         <w:rPr>
           <w:rFonts w:ascii="Calibri" w:hAnsi="Calibri"/>
         </w:rPr>
-        <w:t>12. IA, control político y experimentación institucional china</w:t>
+        <w:t>12. Tercera pregunta del público: IA, homogeneidad y control político chino</w:t>
       </w:r>
     </w:p>
     <w:p>
@@ -1686,7 +1806,7 @@
         <w:rPr>
           <w:rFonts w:ascii="Calibri" w:hAnsi="Calibri"/>
         </w:rPr>
-        <w:t>12.1. La pregunta que Yeo no puede responder</w:t>
+        <w:t>12.1. La contradicción planteada</w:t>
       </w:r>
     </w:p>
     <w:p>
@@ -1694,7 +1814,7 @@
         <w:rPr>
           <w:rFonts w:ascii="Calibri" w:hAnsi="Calibri"/>
         </w:rPr>
-        <w:t>Otro participante plantea una contradicción central: si el papel y la Ilustración rompieron monopolios de conocimiento, ¿cómo podrá China preservar homogeneidad y control político frente a una IA potencialmente liberadora? Yeo responde: no lo sabe, y las autoridades chinas tampoco.</w:t>
+        <w:t>El tercer participante enlaza la invención del papel, la Ilustración y la inteligencia artificial. El papel difundió ideas y la Ilustración erosionó relaciones tradicionales de poder; la IA podría producir un efecto comparable al debilitar monopolios de información y conocimiento. ¿Cómo podrá China promover esa tecnología y, al mismo tiempo, preservar homogeneidad y control político?</w:t>
       </w:r>
     </w:p>
     <w:p>
@@ -1702,7 +1822,7 @@
         <w:rPr>
           <w:rFonts w:ascii="Calibri" w:hAnsi="Calibri"/>
         </w:rPr>
-        <w:t>La admisión es importante porque marca el límite de su teoría de continuidad. La IA puede alterar precisamente los mecanismos —control de información, jerarquía de expertos, memoria compartida— que sostienen la previsibilidad china.</w:t>
+        <w:t>La pregunta es especialmente incisiva porque utiliza la propia lógica histórica de Yeo. Si nuevas tecnologías de codificación amplían la capacidad social, también pueden emancipar actores y alterar jerarquías. La herramienta que fortalece la economía puede amenazar el dispositivo político que impulsa su difusión.</w:t>
       </w:r>
     </w:p>
     <w:p>
@@ -1713,7 +1833,7 @@
         <w:rPr>
           <w:rFonts w:ascii="Calibri" w:hAnsi="Calibri"/>
         </w:rPr>
-        <w:t>12.2. El Departamento de Trabajo Social</w:t>
+        <w:t>12.2. Una admisión de incertidumbre</w:t>
       </w:r>
     </w:p>
     <w:p>
@@ -1721,7 +1841,7 @@
         <w:rPr>
           <w:rFonts w:ascii="Calibri" w:hAnsi="Calibri"/>
         </w:rPr>
-        <w:t>Yeo describe la estructura del Partido Comunista: Comisión Militar Central, Departamento de Organización, aparato de propaganda o comunicación y relaciones internacionales. La creación de un Departamento de Trabajo Social indica que el Partido anticipa tensiones producidas por tecnología, nuevas profesiones y reorganización económica.</w:t>
+        <w:t>Yeo califica la pregunta de excelente y responde que no lo sabe. Añade que las propias autoridades chinas tampoco conocen la respuesta, aunque comprenden que afrontan un desafío enorme. Esta admisión marca el límite más explícito de toda la conferencia: la continuidad china explicada por escritura, papel, memoria y homogeneidad no permite predecir sin más el efecto político de la IA.</w:t>
       </w:r>
     </w:p>
     <w:p>
@@ -1729,7 +1849,7 @@
         <w:rPr>
           <w:rFonts w:ascii="Calibri" w:hAnsi="Calibri"/>
         </w:rPr>
-        <w:t>La respuesta institucional consiste en elevar los problemas sociales al nivel político antes de que se conviertan en crisis. El episodio de la carrera de botes de dragón, con la movilización de antiguos secretarios del Partido, ilustra la voluntad de incorporar a quienes podrían resistirse al cambio.</w:t>
+        <w:t>En lugar de ofrecer una solución cerrada, Yeo describe el método con el que el Partido intenta prepararse. El valor de la respuesta no reside en pronosticar, sino en mostrar cómo una organización observa, experimenta y eleva anticipadamente un problema tecnológico al nivel político.</w:t>
       </w:r>
     </w:p>
     <w:p>
@@ -1740,7 +1860,7 @@
         <w:rPr>
           <w:rFonts w:ascii="Calibri" w:hAnsi="Calibri"/>
         </w:rPr>
-        <w:t>12.3. Autoridad central y negociación local</w:t>
+        <w:t>12.3. Partido, departamentos y nueva atención al trabajo social</w:t>
       </w:r>
     </w:p>
     <w:p>
@@ -1748,7 +1868,7 @@
         <w:rPr>
           <w:rFonts w:ascii="Calibri" w:hAnsi="Calibri"/>
         </w:rPr>
-        <w:t>Yeo contrapone el monopolio político nacional a una sensibilidad local que no describe como puramente autoritaria. Su propia dificultad para recuperar la casa de su abuelo muestra la necesidad de obtener consentimiento de residentes y gestionar relaciones comunitarias.</w:t>
+        <w:t>Yeo recuerda que el Partido Comunista monopoliza el poder y ejerce autoridad en todas las direcciones. Enumera la Comisión Militar Central, que controla el Ejército Popular de Liberación; el Departamento de Organización, que gestiona cuadros y talento; el aparato de comunicación o propaganda, que interviene sobre medios, internet, museos y cines; y las estructuras de relaciones internacionales.</w:t>
       </w:r>
     </w:p>
     <w:p>
@@ -1756,7 +1876,7 @@
         <w:rPr>
           <w:rFonts w:ascii="Calibri" w:hAnsi="Calibri"/>
         </w:rPr>
-        <w:t>Esta combinación de centralización y negociación local forma parte de la flexibilidad que atribuye al sistema chino. La autoridad establece dirección; la implementación explora resistencias y ajusta la presión.</w:t>
+        <w:t>A esa arquitectura se añadió un Departamento de Trabajo Social. Para Yeo, su creación revela que el Partido anticipa tensiones derivadas de nuevas tecnologías, profesiones, formas de empleo y organización social. Los asuntos sociales no quedan sólo en manos de ministerios administrativos: reciben atención política directa porque pueden afectar a la legitimidad y a la estabilidad.</w:t>
       </w:r>
     </w:p>
     <w:p>
@@ -1767,7 +1887,7 @@
         <w:rPr>
           <w:rFonts w:ascii="Calibri" w:hAnsi="Calibri"/>
         </w:rPr>
-        <w:t>12.4. El precedente de internet</w:t>
+        <w:t>12.4. Centralización nacional y sensibilidad local</w:t>
       </w:r>
     </w:p>
     <w:p>
@@ -1775,7 +1895,7 @@
         <w:rPr>
           <w:rFonts w:ascii="Calibri" w:hAnsi="Calibri"/>
         </w:rPr>
-        <w:t>Cuando China preparaba la apertura de internet, envió a Singapur una delegación de alto nivel que estudió intensivamente regulación y control. Yeo les explicó que era posible controlar portales y grandes sitios sin cerrar completamente la red.</w:t>
+        <w:t>El episodio de la carrera de botes de dragón en su aldea ancestral ilustra el método. Las autoridades procuran que participen antiguos secretarios del Partido porque quienes dirigieron etapas anteriores pueden resistir el cambio si se sienten desplazados. Transformar una comunidad requiere incorporar memorias, intereses y autoridades previas.</w:t>
       </w:r>
     </w:p>
     <w:p>
@@ -1783,7 +1903,34 @@
         <w:rPr>
           <w:rFonts w:ascii="Calibri" w:hAnsi="Calibri"/>
         </w:rPr>
-        <w:t>La apertura regulada permitió posteriormente el crecimiento de Huawei, Alibaba y otras compañías. Yeo considera que China aplicará a la IA un método comparable: experimentación, observación de efectos sociales y reajuste continuo entre mano visible e invisible.</w:t>
+        <w:t>Yeo añade su experiencia al intentar recuperar la casa de su abuelo. La operación exige consentimiento y negociación con quienes viven allí. A partir de ello sostiene que, aunque el sistema sea autoritario en la cúspide, la vida local no funciona exclusivamente mediante órdenes. Existe una hipersensibilidad hacia conflictos sociales y una búsqueda de consentimiento práctico. Esta descripción es la interpretación de Yeo sobre el funcionamiento de base, no una negación general de la coerción política.</w:t>
+      </w:r>
+    </w:p>
+    <w:p>
+      <w:pPr>
+        <w:pStyle w:val="Heading2"/>
+      </w:pPr>
+      <w:r>
+        <w:rPr>
+          <w:rFonts w:ascii="Calibri" w:hAnsi="Calibri"/>
+        </w:rPr>
+        <w:t>12.5. El precedente de la apertura de internet</w:t>
+      </w:r>
+    </w:p>
+    <w:p>
+      <w:r>
+        <w:rPr>
+          <w:rFonts w:ascii="Calibri" w:hAnsi="Calibri"/>
+        </w:rPr>
+        <w:t>Cuando China preparaba su política de internet, envió a Singapur una delegación ministerial que trabajó durante una semana con intensidad extraordinaria. Yeo, entonces responsable de información, les explicó que era posible controlar portales y grandes sitios sin cerrar por completo la red. Meses después China formuló su política.</w:t>
+      </w:r>
+    </w:p>
+    <w:p>
+      <w:r>
+        <w:rPr>
+          <w:rFonts w:ascii="Calibri" w:hAnsi="Calibri"/>
+        </w:rPr>
+        <w:t>Yeo vincula aquella apertura regulada con el surgimiento de Huawei, Alibaba y otras compañías. Su expectativa es que China emplee ante la IA un procedimiento semejante: permitir desarrollo y experimentación, observar efectos sociales, controlar puntos estratégicos y reajustar continuamente la relación entre mano visible e invisible. La analogía no garantiza que el equilibrio funcione; muestra el repertorio institucional al que Pekín recurre cuando tecnología y control entran en tensión.</w:t>
       </w:r>
     </w:p>
     <w:p>
@@ -1794,7 +1941,94 @@
         <w:rPr>
           <w:rFonts w:ascii="Calibri" w:hAnsi="Calibri"/>
         </w:rPr>
-        <w:t>13. Arquitectura intelectual de la ponencia</w:t>
+        <w:t>13. Qué añade el coloquio a la ponencia</w:t>
+      </w:r>
+    </w:p>
+    <w:p>
+      <w:pPr>
+        <w:pStyle w:val="Heading2"/>
+      </w:pPr>
+      <w:r>
+        <w:rPr>
+          <w:rFonts w:ascii="Calibri" w:hAnsi="Calibri"/>
+        </w:rPr>
+        <w:t>13.1. De las grandes tendencias a la capacidad de ejecución</w:t>
+      </w:r>
+    </w:p>
+    <w:p>
+      <w:r>
+        <w:rPr>
+          <w:rFonts w:ascii="Calibri" w:hAnsi="Calibri"/>
+        </w:rPr>
+        <w:t>La ponencia presenta energía, información e instituciones como fundamentos del poder. El coloquio muestra cómo se combinan en casos concretos. Estados Unidos puede poseer energía y tecnología, pero encontrar bloqueos regulatorios; China puede ejecutar infraestructura con rapidez, aunque su flexibilidad envejezca; Europa puede disponer de ciencia y capital, pero pagar una energía que debilita su base industrial; el Golfo puede financiar IA sin arraigar todavía su reproducción social.</w:t>
+      </w:r>
+    </w:p>
+    <w:p>
+      <w:pPr>
+        <w:pStyle w:val="Heading2"/>
+      </w:pPr>
+      <w:r>
+        <w:rPr>
+          <w:rFonts w:ascii="Calibri" w:hAnsi="Calibri"/>
+        </w:rPr>
+        <w:t>13.2. El límite de la explicación civilizatoria de China</w:t>
+      </w:r>
+    </w:p>
+    <w:p>
+      <w:r>
+        <w:rPr>
+          <w:rFonts w:ascii="Calibri" w:hAnsi="Calibri"/>
+        </w:rPr>
+        <w:t>La historia de los muros y la homogeneidad sustenta la tesis de que China no desea una hegemonía universal. Las preguntas revelan dos límites. Esa interpretación no elimina la necesidad de prudencia estratégica y tampoco explica cómo reaccionará el Partido si la IA erosiona sus mecanismos de control. Yeo responde a la primera objeción cambiando el criterio de democracia y a la segunda reconociendo incertidumbre.</w:t>
+      </w:r>
+    </w:p>
+    <w:p>
+      <w:pPr>
+        <w:pStyle w:val="Heading2"/>
+      </w:pPr>
+      <w:r>
+        <w:rPr>
+          <w:rFonts w:ascii="Calibri" w:hAnsi="Calibri"/>
+        </w:rPr>
+        <w:t>13.3. Legitimidad, bienestar y arraigo</w:t>
+      </w:r>
+    </w:p>
+    <w:p>
+      <w:r>
+        <w:rPr>
+          <w:rFonts w:ascii="Calibri" w:hAnsi="Calibri"/>
+        </w:rPr>
+        <w:t>Las respuestas desplazan el análisis desde los recursos hacia su incorporación social. La legitimidad se mide por la situación de la población inferior; la tecnología del Golfo debe arraigar en instituciones propias; la IA islámica tendrá que incorporar valores locales; y la política china observa las resistencias comunitarias. En todos los casos, poseer energía, capital o algoritmos es menos decisivo que convertirlos en capacidades socialmente sostenibles.</w:t>
+      </w:r>
+    </w:p>
+    <w:p>
+      <w:pPr>
+        <w:pStyle w:val="Heading2"/>
+      </w:pPr>
+      <w:r>
+        <w:rPr>
+          <w:rFonts w:ascii="Calibri" w:hAnsi="Calibri"/>
+        </w:rPr>
+        <w:t>13.4. Un cierre deliberadamente abierto</w:t>
+      </w:r>
+    </w:p>
+    <w:p>
+      <w:r>
+        <w:rPr>
+          <w:rFonts w:ascii="Calibri" w:hAnsi="Calibri"/>
+        </w:rPr>
+        <w:t>El coloquio no resuelve si Estados Unidos se recuperará, si Europa corregirá su política energética, si China será expansionista, si el Golfo desarrollará conocimiento propio o si la IA transformará el régimen chino. Su función es otra: demostrar que ninguna estructura ofrece respuestas permanentes. La nueva Ilustración que Yeo reclama debe pensar precisamente esas incertidumbres sin refugiarse en determinismos tecnológicos, institucionales o civilizatorios.</w:t>
+      </w:r>
+    </w:p>
+    <w:p>
+      <w:pPr>
+        <w:pStyle w:val="Heading1"/>
+      </w:pPr>
+      <w:r>
+        <w:rPr>
+          <w:rFonts w:ascii="Calibri" w:hAnsi="Calibri"/>
+        </w:rPr>
+        <w:t>14. Arquitectura intelectual de la ponencia y el coloquio</w:t>
       </w:r>
     </w:p>
     <w:p>
@@ -1957,7 +2191,7 @@
         <w:rPr>
           <w:rFonts w:ascii="Calibri" w:hAnsi="Calibri"/>
         </w:rPr>
-        <w:t>14. Conceptos fundamentales</w:t>
+        <w:t>15. Conceptos fundamentales</w:t>
       </w:r>
     </w:p>
     <w:p>
@@ -2175,7 +2409,7 @@
         <w:rPr>
           <w:rFonts w:ascii="Calibri" w:hAnsi="Calibri"/>
         </w:rPr>
-        <w:t>15. Cronología temática del vídeo</w:t>
+        <w:t>16. Cronología temática del vídeo</w:t>
       </w:r>
     </w:p>
     <w:tbl>
@@ -3657,7 +3891,7 @@
         <w:rPr>
           <w:rFonts w:ascii="Calibri" w:hAnsi="Calibri"/>
         </w:rPr>
-        <w:t>16. Conclusiones</w:t>
+        <w:t>17. Conclusiones</w:t>
       </w:r>
     </w:p>
     <w:p>
